--- a/HW2_Refactoring_Report.docx
+++ b/HW2_Refactoring_Report.docx
@@ -153,7 +153,7 @@
           <w:sz w:val="24"/>
           <w:sz-cs w:val="24"/>
         </w:rPr>
-        <w:t xml:space="preserve">This report documents the rationale behind each refactoring applied to the Movie Rental project. Added a main function and a new method to print the statement for a customer in XML format.</w:t>
+        <w:t xml:space="preserve">This report explains the reason for each change we made to the Movie Rental project. We also added a main function and a new method that prints a customer’s statement in XML format.</w:t>
       </w:r>
     </w:p>
     <w:p>
@@ -264,7 +264,7 @@
           <w:sz w:val="24"/>
           <w:sz-cs w:val="24"/>
         </w:rPr>
-        <w:t xml:space="preserve"> originally used a </w:t>
+        <w:t xml:space="preserve"> first used a </w:t>
       </w:r>
       <w:r>
         <w:rPr>
@@ -328,7 +328,7 @@
           <w:sz w:val="24"/>
           <w:sz-cs w:val="24"/>
         </w:rPr>
-        <w:t xml:space="preserve">) to price each rental — Primitive Obsession, a Switch Statement smell, and Inappropriate Intimacy (Customer reading Movie's internal codes). Extracting one subclass per movie type moves each pricing rule onto the object that owns it: </w:t>
+        <w:t xml:space="preserve">) to set the price of each rental. This caused three code smells: Primitive Obsession, a Switch Statement smell, and Inappropriate Intimacy (Customer reading Movie’s internal codes). Making one subclass for each movie type moves each pricing rule onto the object that owns it: </w:t>
       </w:r>
       <w:r>
         <w:rPr>
@@ -344,7 +344,7 @@
           <w:sz w:val="24"/>
           <w:sz-cs w:val="24"/>
         </w:rPr>
-        <w:t xml:space="preserve"> charges $2.00 base plus $1.50/day after two days; </w:t>
+        <w:t xml:space="preserve"> charges $2.00 base plus $1.50 per day after two days; </w:t>
       </w:r>
       <w:r>
         <w:rPr>
@@ -360,7 +360,7 @@
           <w:sz w:val="24"/>
           <w:sz-cs w:val="24"/>
         </w:rPr>
-        <w:t xml:space="preserve"> charges $3.00/day and awards a bonus frequent-renter point past one day; </w:t>
+        <w:t xml:space="preserve"> charges $3.00 per day and gives a bonus frequent-renter point after one day; </w:t>
       </w:r>
       <w:r>
         <w:rPr>
@@ -376,7 +376,7 @@
           <w:sz w:val="24"/>
           <w:sz-cs w:val="24"/>
         </w:rPr>
-        <w:t xml:space="preserve"> charges $1.50 base plus $1.50/day after three days. Named constants (</w:t>
+        <w:t xml:space="preserve"> charges $1.50 base plus $1.50 per day after three days. Named constants (</w:t>
       </w:r>
       <w:r>
         <w:rPr>
@@ -424,7 +424,7 @@
           <w:sz w:val="24"/>
           <w:sz-cs w:val="24"/>
         </w:rPr>
-        <w:t xml:space="preserve">, etc.) replace the magic numbers, and adding a new movie type no longer requires editing </w:t>
+        <w:t xml:space="preserve">, etc.) replace the magic numbers, and adding a new movie type no longer needs any change to </w:t>
       </w:r>
       <w:r>
         <w:rPr>
@@ -440,7 +440,7 @@
           <w:sz w:val="24"/>
           <w:sz-cs w:val="24"/>
         </w:rPr>
-        <w:t xml:space="preserve"> at all (fixes Shotgun Surgery).</w:t>
+        <w:t xml:space="preserve"> at all (this fixes Shotgun Surgery).</w:t>
       </w:r>
     </w:p>
     <w:p>
@@ -519,7 +519,7 @@
           <w:sz w:val="24"/>
           <w:sz-cs w:val="24"/>
         </w:rPr>
-        <w:t xml:space="preserve"> mixed charge accumulation, point accumulation, and string formatting in one 50-line body — a Long Method that also exhibited Divergent Change (it changed for both pricing and output-format reasons). Extracting </w:t>
+        <w:t xml:space="preserve"> mixed charge adding, point adding, and string formatting in one 50-line body. This was a Long Method that also showed Divergent Change, because it changed for both pricing and output-format reasons. Extracting </w:t>
       </w:r>
       <w:r>
         <w:rPr>
@@ -535,7 +535,7 @@
           <w:sz w:val="24"/>
           <w:sz-cs w:val="24"/>
         </w:rPr>
-        <w:t xml:space="preserve"> isolates the charge-summation logic and lets both </w:t>
+        <w:t xml:space="preserve"> keeps the charge-adding logic on its own and lets both </w:t>
       </w:r>
       <w:r>
         <w:rPr>
@@ -567,7 +567,7 @@
           <w:sz w:val="24"/>
           <w:sz-cs w:val="24"/>
         </w:rPr>
-        <w:t xml:space="preserve"> reuse it without duplication.</w:t>
+        <w:t xml:space="preserve"> reuse it without repeating code.</w:t>
       </w:r>
     </w:p>
     <w:p>
@@ -639,7 +639,7 @@
           <w:sz w:val="24"/>
           <w:sz-cs w:val="24"/>
         </w:rPr>
-        <w:t xml:space="preserve">, recomputed on every call and unreusable elsewhere. Extracting it isolates the points logic and lets both statement formats share one authoritative calculation.</w:t>
+        <w:t xml:space="preserve">, was recomputed on every call, and could not be reused anywhere else. Extracting it keeps the points logic on its own and lets both statement formats share one single calculation.</w:t>
       </w:r>
     </w:p>
     <w:p>
@@ -695,7 +695,7 @@
           <w:sz w:val="24"/>
           <w:sz-cs w:val="24"/>
         </w:rPr>
-        <w:t xml:space="preserve">Detail-line formatting was interleaved with arithmetic inside the main loop. Separating it lets </w:t>
+        <w:t xml:space="preserve">Detail-line formatting was mixed with math inside the main loop. Separating it lets </w:t>
       </w:r>
       <w:r>
         <w:rPr>
@@ -711,7 +711,7 @@
           <w:sz w:val="24"/>
           <w:sz-cs w:val="24"/>
         </w:rPr>
-        <w:t xml:space="preserve"> read as a three-step orchestration (header, detail lines, footer) instead of low-level code.</w:t>
+        <w:t xml:space="preserve"> read as three simple steps (header, detail lines, footer) instead of low-level code.</w:t>
       </w:r>
     </w:p>
     <w:p>
@@ -791,7 +791,7 @@
           <w:sz w:val="24"/>
           <w:sz-cs w:val="24"/>
         </w:rPr>
-        <w:t xml:space="preserve">Pricing and bonus-point logic that lived as </w:t>
+        <w:t xml:space="preserve">Pricing and bonus-point logic that used to live as </w:t>
       </w:r>
       <w:r>
         <w:rPr>
@@ -823,7 +823,7 @@
           <w:sz w:val="24"/>
           <w:sz-cs w:val="24"/>
         </w:rPr>
-        <w:t xml:space="preserve"> was extracted into abstract/overridden methods on the </w:t>
+        <w:t xml:space="preserve"> was moved into abstract and overridden methods on the </w:t>
       </w:r>
       <w:r>
         <w:rPr>
@@ -839,7 +839,7 @@
           <w:sz w:val="24"/>
           <w:sz-cs w:val="24"/>
         </w:rPr>
-        <w:t xml:space="preserve"> hierarchy. Each subclass holds exactly one pricing rule, making the design open for extension and closed for modification.</w:t>
+        <w:t xml:space="preserve"> hierarchy. Each subclass holds exactly one pricing rule, which makes the design open for extension and closed for changes.</w:t>
       </w:r>
     </w:p>
     <w:p>
@@ -934,7 +934,7 @@
           <w:sz w:val="24"/>
           <w:sz-cs w:val="24"/>
         </w:rPr>
-        <w:t xml:space="preserve"> directly to compute a charge — a Message Chain violating the Law of Demeter. Since the charge depends on data owned by </w:t>
+        <w:t xml:space="preserve"> directly to work out a charge. This was a Message Chain that broke the Law of Demeter. Since the charge depends on data owned by </w:t>
       </w:r>
       <w:r>
         <w:rPr>
@@ -998,7 +998,7 @@
           <w:sz w:val="24"/>
           <w:sz-cs w:val="24"/>
         </w:rPr>
-        <w:t xml:space="preserve"> a behavioral class rather than a data-only container.</w:t>
+        <w:t xml:space="preserve"> a class with behavior instead of just a data holder.</w:t>
       </w:r>
     </w:p>
     <w:p>
@@ -1054,7 +1054,7 @@
           <w:sz w:val="24"/>
           <w:sz-cs w:val="24"/>
         </w:rPr>
-        <w:t xml:space="preserve">The same message-chain smell applied to the bonus-point calculation, with </w:t>
+        <w:t xml:space="preserve">The same message-chain smell was in the bonus-point calculation, where </w:t>
       </w:r>
       <w:r>
         <w:rPr>
@@ -1070,7 +1070,7 @@
           <w:sz w:val="24"/>
           <w:sz-cs w:val="24"/>
         </w:rPr>
-        <w:t xml:space="preserve"> reaching into </w:t>
+        <w:t xml:space="preserve"> reached into </w:t>
       </w:r>
       <w:r>
         <w:rPr>
@@ -1086,7 +1086,7 @@
           <w:sz w:val="24"/>
           <w:sz-cs w:val="24"/>
         </w:rPr>
-        <w:t xml:space="preserve">'s internals from </w:t>
+        <w:t xml:space="preserve">’s internal data from </w:t>
       </w:r>
       <w:r>
         <w:rPr>
@@ -1102,7 +1102,7 @@
           <w:sz w:val="24"/>
           <w:sz-cs w:val="24"/>
         </w:rPr>
-        <w:t xml:space="preserve">. Delegating to </w:t>
+        <w:t xml:space="preserve">. Passing this job to </w:t>
       </w:r>
       <w:r>
         <w:rPr>
@@ -1118,7 +1118,7 @@
           <w:sz w:val="24"/>
           <w:sz-cs w:val="24"/>
         </w:rPr>
-        <w:t xml:space="preserve">, which delegates to </w:t>
+        <w:t xml:space="preserve">, which then calls </w:t>
       </w:r>
       <w:r>
         <w:rPr>
@@ -1134,7 +1134,7 @@
           <w:sz w:val="24"/>
           <w:sz-cs w:val="24"/>
         </w:rPr>
-        <w:t xml:space="preserve">'s polymorphic method, removes both the message chain and the Inappropriate Intimacy.</w:t>
+        <w:t xml:space="preserve">’s polymorphic method, removes both the message chain and the Inappropriate Intimacy.</w:t>
       </w:r>
     </w:p>
     <w:p>
@@ -1222,7 +1222,7 @@
           <w:sz w:val="24"/>
           <w:sz-cs w:val="24"/>
         </w:rPr>
-        <w:t xml:space="preserve"> caused Divergent Change: adding a movie type meant editing </w:t>
+        <w:t xml:space="preserve"> caused Divergent Change, because adding a movie type meant editing </w:t>
       </w:r>
       <w:r>
         <w:rPr>
@@ -1238,7 +1238,7 @@
           <w:sz w:val="24"/>
           <w:sz-cs w:val="24"/>
         </w:rPr>
-        <w:t xml:space="preserve">, which has no business knowing pricing details. Moving the rules into each </w:t>
+        <w:t xml:space="preserve">, which should not need to know pricing details. Moving the rules into each </w:t>
       </w:r>
       <w:r>
         <w:rPr>
@@ -1254,7 +1254,7 @@
           <w:sz w:val="24"/>
           <w:sz-cs w:val="24"/>
         </w:rPr>
-        <w:t xml:space="preserve"> subclass means only a new subclass file is needed; </w:t>
+        <w:t xml:space="preserve"> subclass means we only need a new subclass file; </w:t>
       </w:r>
       <w:r>
         <w:rPr>
@@ -1270,7 +1270,7 @@
           <w:sz w:val="24"/>
           <w:sz-cs w:val="24"/>
         </w:rPr>
-        <w:t xml:space="preserve"> stays untouched (Shotgun Surgery eliminated).</w:t>
+        <w:t xml:space="preserve"> stays unchanged (Shotgun Surgery removed).</w:t>
       </w:r>
     </w:p>
     <w:p>
@@ -1374,7 +1374,7 @@
           <w:sz w:val="24"/>
           <w:sz-cs w:val="24"/>
         </w:rPr>
-        <w:t xml:space="preserve"> to add a bonus point — Feature Envy, since </w:t>
+        <w:t xml:space="preserve"> to add a bonus point. This was Feature Envy, because </w:t>
       </w:r>
       <w:r>
         <w:rPr>
@@ -1390,7 +1390,7 @@
           <w:sz w:val="24"/>
           <w:sz-cs w:val="24"/>
         </w:rPr>
-        <w:t xml:space="preserve"> was making a decision that belongs to the movie. Overriding </w:t>
+        <w:t xml:space="preserve"> was making a choice that belongs to the movie. Overriding </w:t>
       </w:r>
       <w:r>
         <w:rPr>
@@ -1422,7 +1422,7 @@
           <w:sz w:val="24"/>
           <w:sz-cs w:val="24"/>
         </w:rPr>
-        <w:t xml:space="preserve"> internalizes the rule and removes the conditional from </w:t>
+        <w:t xml:space="preserve"> moves the rule inside and removes the if check from </w:t>
       </w:r>
       <w:r>
         <w:rPr>
@@ -1533,7 +1533,7 @@
           <w:sz w:val="24"/>
           <w:sz-cs w:val="24"/>
         </w:rPr>
-        <w:t xml:space="preserve">) violate Java's camelCase convention. Renamed to </w:t>
+        <w:t xml:space="preserve">) break Java’s camelCase naming style. Renamed to </w:t>
       </w:r>
       <w:r>
         <w:rPr>
@@ -1549,7 +1549,7 @@
           <w:sz w:val="24"/>
           <w:sz-cs w:val="24"/>
         </w:rPr>
-        <w:t xml:space="preserve"> for consistency with standard Java style.</w:t>
+        <w:t xml:space="preserve"> to match standard Java style.</w:t>
       </w:r>
     </w:p>
     <w:p>
@@ -1613,7 +1613,7 @@
           <w:sz w:val="24"/>
           <w:sz-cs w:val="24"/>
         </w:rPr>
-        <w:t xml:space="preserve">Same convention fix; paired with the type change in Section 5 to keep the field name idiomatic.</w:t>
+        <w:t xml:space="preserve">Same naming fix. It goes with the type change in Section 5 to keep the field name clean.</w:t>
       </w:r>
     </w:p>
     <w:p>
@@ -1709,7 +1709,7 @@
           <w:sz w:val="24"/>
           <w:sz-cs w:val="24"/>
         </w:rPr>
-        <w:t xml:space="preserve">Both fields violated camelCase. Removing the underscore prefix aligns </w:t>
+        <w:t xml:space="preserve">Both fields broke camelCase. Removing the underscore prefix makes </w:t>
       </w:r>
       <w:r>
         <w:rPr>
@@ -1725,7 +1725,7 @@
           <w:sz w:val="24"/>
           <w:sz-cs w:val="24"/>
         </w:rPr>
-        <w:t xml:space="preserve"> with the rest of the refactored codebase.</w:t>
+        <w:t xml:space="preserve"> match the rest of the cleaned-up code.</w:t>
       </w:r>
     </w:p>
     <w:p>
@@ -1789,7 +1789,7 @@
           <w:sz w:val="24"/>
           <w:sz-cs w:val="24"/>
         </w:rPr>
-        <w:t xml:space="preserve">Same convention fix, completing consistent field naming across all classes.</w:t>
+        <w:t xml:space="preserve">Same naming fix, which makes field names consistent across all classes.</w:t>
       </w:r>
     </w:p>
     <w:p>
@@ -1853,7 +1853,7 @@
           <w:sz w:val="24"/>
           <w:sz-cs w:val="24"/>
         </w:rPr>
-        <w:t xml:space="preserve"> was vague, especially in expressions like </w:t>
+        <w:t xml:space="preserve"> was unclear, especially in expressions like </w:t>
       </w:r>
       <w:r>
         <w:rPr>
@@ -1885,7 +1885,7 @@
           <w:sz w:val="24"/>
           <w:sz-cs w:val="24"/>
         </w:rPr>
-        <w:t xml:space="preserve"> makes the domain intent explicit.</w:t>
+        <w:t xml:space="preserve"> makes the meaning clear.</w:t>
       </w:r>
     </w:p>
     <w:p>
@@ -1965,7 +1965,7 @@
           <w:sz w:val="24"/>
           <w:sz-cs w:val="24"/>
         </w:rPr>
-        <w:t xml:space="preserve"> was a meaningless placeholder; </w:t>
+        <w:t xml:space="preserve"> was an empty placeholder name; </w:t>
       </w:r>
       <w:r>
         <w:rPr>
@@ -1981,7 +1981,7 @@
           <w:sz w:val="24"/>
           <w:sz-cs w:val="24"/>
         </w:rPr>
-        <w:t xml:space="preserve"> makes the method signature self-documenting.</w:t>
+        <w:t xml:space="preserve"> makes the method signature explain itself.</w:t>
       </w:r>
     </w:p>
     <w:p>
@@ -2084,7 +2084,7 @@
           <w:sz w:val="24"/>
           <w:sz-cs w:val="24"/>
         </w:rPr>
-        <w:t xml:space="preserve"> is a legacy, synchronized collection from Java 1.0, used here as a raw type with no compile-time type safety. Declaring </w:t>
+        <w:t xml:space="preserve"> is an old synchronized collection from Java 1.0, used here as a raw type with no compile-time type safety. Declaring </w:t>
       </w:r>
       <w:r>
         <w:rPr>
@@ -2116,7 +2116,7 @@
           <w:sz w:val="24"/>
           <w:sz-cs w:val="24"/>
         </w:rPr>
-        <w:t xml:space="preserve"> provides type safety, follows modern Java idioms, removes the </w:t>
+        <w:t xml:space="preserve"> gives type safety, follows modern Java style, removes the </w:t>
       </w:r>
       <w:r>
         <w:rPr>
@@ -2236,7 +2236,7 @@
           <w:sz w:val="24"/>
           <w:sz-cs w:val="24"/>
         </w:rPr>
-        <w:t xml:space="preserve">) is Primitive Obsession: an integer carries no type safety, and nothing prevents an invalid value. Replacing it with a class hierarchy (</w:t>
+        <w:t xml:space="preserve">) is Primitive Obsession: an integer has no type safety, and nothing stops an invalid value. Replacing it with a class hierarchy (</w:t>
       </w:r>
       <w:r>
         <w:rPr>
@@ -2252,7 +2252,7 @@
           <w:sz w:val="24"/>
           <w:sz-cs w:val="24"/>
         </w:rPr>
-        <w:t xml:space="preserve"> as an abstract base, three concrete subclasses) provides full type safety, eliminates all switch statements, and makes the design extensible via polymorphism.</w:t>
+        <w:t xml:space="preserve"> as an abstract base, three concrete subclasses) gives full type safety, removes all switch statements, and makes the design easy to extend through polymorphism.</w:t>
       </w:r>
     </w:p>
     <w:p>
@@ -2323,7 +2323,7 @@
           <w:sz w:val="24"/>
           <w:sz-cs w:val="24"/>
         </w:rPr>
-        <w:t xml:space="preserve"> produces the same rental data in XML, with tags </w:t>
+        <w:t xml:space="preserve"> shows the same rental data in XML, using the tags </w:t>
       </w:r>
       <w:r>
         <w:rPr>
@@ -2451,7 +2451,7 @@
           <w:sz w:val="24"/>
           <w:sz-cs w:val="24"/>
         </w:rPr>
-        <w:t xml:space="preserve">, avoiding duplication between output formats; the earlier separation of concerns in </w:t>
+        <w:t xml:space="preserve">, so there is no repeated code between the two output formats. The earlier separation of concerns in </w:t>
       </w:r>
       <w:r>
         <w:rPr>
@@ -2467,7 +2467,7 @@
           <w:sz w:val="24"/>
           <w:sz-cs w:val="24"/>
         </w:rPr>
-        <w:t xml:space="preserve"> made adding this format straightforward.</w:t>
+        <w:t xml:space="preserve"> made adding this format easy.</w:t>
       </w:r>
     </w:p>
     <w:p>
@@ -2523,7 +2523,7 @@
           <w:sz w:val="24"/>
           <w:sz-cs w:val="24"/>
         </w:rPr>
-        <w:t xml:space="preserve">A dedicated </w:t>
+        <w:t xml:space="preserve">A separate </w:t>
       </w:r>
       <w:r>
         <w:rPr>
@@ -2539,7 +2539,7 @@
           <w:sz w:val="24"/>
           <w:sz-cs w:val="24"/>
         </w:rPr>
-        <w:t xml:space="preserve"> class constructs a </w:t>
+        <w:t xml:space="preserve"> class creates a </w:t>
       </w:r>
       <w:r>
         <w:rPr>
@@ -2619,7 +2619,7 @@
           <w:sz w:val="24"/>
           <w:sz-cs w:val="24"/>
         </w:rPr>
-        <w:t xml:space="preserve"> in its own class separates the entry point from domain logic.</w:t>
+        <w:t xml:space="preserve"> in its own class keeps the entry point separate from the domain logic.</w:t>
       </w:r>
     </w:p>
     <w:sectPr>
